--- a/4_parciales/1_parcial/parcial_1_2.docx
+++ b/4_parciales/1_parcial/parcial_1_2.docx
@@ -12,14 +12,26 @@
     <w:p>
       <w:pPr>
         <w:rPr>
+          <w:b/>
+          <w:bCs/>
           <w:lang w:val="es-ES"/>
         </w:rPr>
       </w:pPr>
       <w:r>
         <w:rPr>
+          <w:b/>
+          <w:bCs/>
           <w:lang w:val="es-ES"/>
         </w:rPr>
         <w:t>Sobre el módulo 1</w:t>
+      </w:r>
+      <w:r>
+        <w:rPr>
+          <w:b/>
+          <w:bCs/>
+          <w:lang w:val="es-ES"/>
+        </w:rPr>
+        <w:t xml:space="preserve">: Espacios vectoriales </w:t>
       </w:r>
     </w:p>
     <w:p>
@@ -30,6 +42,7 @@
       </w:pPr>
       <w:r>
         <w:rPr>
+          <w:noProof/>
           <w:lang w:val="es-ES"/>
         </w:rPr>
         <w:drawing>
@@ -79,14 +92,34 @@
     <w:p>
       <w:pPr>
         <w:rPr>
+          <w:b/>
+          <w:bCs/>
           <w:lang w:val="es-ES"/>
         </w:rPr>
       </w:pPr>
       <w:r>
         <w:rPr>
-          <w:lang w:val="es-ES"/>
-        </w:rPr>
-        <w:t xml:space="preserve">Sobre el módulo 2  </w:t>
+          <w:b/>
+          <w:bCs/>
+          <w:lang w:val="es-ES"/>
+        </w:rPr>
+        <w:t>Sobre el módulo 2</w:t>
+      </w:r>
+      <w:r>
+        <w:rPr>
+          <w:b/>
+          <w:bCs/>
+          <w:lang w:val="es-ES"/>
+        </w:rPr>
+        <w:t xml:space="preserve">: Subespacios Vectoriales </w:t>
+      </w:r>
+      <w:r>
+        <w:rPr>
+          <w:b/>
+          <w:bCs/>
+          <w:lang w:val="es-ES"/>
+        </w:rPr>
+        <w:t xml:space="preserve">  </w:t>
       </w:r>
     </w:p>
     <w:p>
@@ -97,6 +130,7 @@
       </w:pPr>
       <w:r>
         <w:rPr>
+          <w:noProof/>
           <w:lang w:val="es-ES"/>
         </w:rPr>
         <w:drawing>
@@ -144,6 +178,7 @@
       </w:pPr>
       <w:r>
         <w:rPr>
+          <w:noProof/>
           <w:lang w:val="es-ES"/>
         </w:rPr>
         <w:drawing>
@@ -193,7 +228,35 @@
         <w:rPr>
           <w:lang w:val="es-ES"/>
         </w:rPr>
-        <w:t xml:space="preserve">En el siguiente punto, no demuestre sino  que ejemplifique y verifique: </w:t>
+        <w:t xml:space="preserve">En el siguiente punto, no </w:t>
+      </w:r>
+      <w:proofErr w:type="gramStart"/>
+      <w:r>
+        <w:rPr>
+          <w:lang w:val="es-ES"/>
+        </w:rPr>
+        <w:t>demuestre</w:t>
+      </w:r>
+      <w:proofErr w:type="gramEnd"/>
+      <w:r>
+        <w:rPr>
+          <w:lang w:val="es-ES"/>
+        </w:rPr>
+        <w:t xml:space="preserve"> </w:t>
+      </w:r>
+      <w:proofErr w:type="gramStart"/>
+      <w:r>
+        <w:rPr>
+          <w:lang w:val="es-ES"/>
+        </w:rPr>
+        <w:t>sino  que</w:t>
+      </w:r>
+      <w:proofErr w:type="gramEnd"/>
+      <w:r>
+        <w:rPr>
+          <w:lang w:val="es-ES"/>
+        </w:rPr>
+        <w:t xml:space="preserve"> ejemplifique y verifique: </w:t>
       </w:r>
     </w:p>
     <w:p>
@@ -204,6 +267,7 @@
       </w:pPr>
       <w:r>
         <w:rPr>
+          <w:noProof/>
           <w:lang w:val="es-ES"/>
         </w:rPr>
         <w:drawing>
@@ -242,6 +306,145 @@
           </wp:inline>
         </w:drawing>
       </w:r>
+    </w:p>
+    <w:p>
+      <w:pPr>
+        <w:rPr>
+          <w:lang w:val="es-ES"/>
+        </w:rPr>
+      </w:pPr>
+    </w:p>
+    <w:p>
+      <w:pPr>
+        <w:rPr>
+          <w:b/>
+          <w:bCs/>
+          <w:lang w:val="es-ES"/>
+        </w:rPr>
+      </w:pPr>
+      <w:r>
+        <w:rPr>
+          <w:b/>
+          <w:bCs/>
+          <w:lang w:val="es-ES"/>
+        </w:rPr>
+        <w:t xml:space="preserve">Sobre el módulo 3: Combinación lineal y espacio generado. </w:t>
+      </w:r>
+    </w:p>
+    <w:p>
+      <w:pPr>
+        <w:rPr>
+          <w:lang w:val="es-ES"/>
+        </w:rPr>
+      </w:pPr>
+      <w:r>
+        <w:rPr>
+          <w:lang w:val="es-ES"/>
+        </w:rPr>
+        <w:drawing>
+          <wp:inline distT="0" distB="0" distL="0" distR="0" wp14:anchorId="4CCAC226" wp14:editId="023A7989">
+            <wp:extent cx="5612130" cy="396240"/>
+            <wp:effectExtent l="0" t="0" r="7620" b="3810"/>
+            <wp:docPr id="1679555714" name="Imagen 1"/>
+            <wp:cNvGraphicFramePr>
+              <a:graphicFrameLocks xmlns:a="http://schemas.openxmlformats.org/drawingml/2006/main" noChangeAspect="1"/>
+            </wp:cNvGraphicFramePr>
+            <a:graphic xmlns:a="http://schemas.openxmlformats.org/drawingml/2006/main">
+              <a:graphicData uri="http://schemas.openxmlformats.org/drawingml/2006/picture">
+                <pic:pic xmlns:pic="http://schemas.openxmlformats.org/drawingml/2006/picture">
+                  <pic:nvPicPr>
+                    <pic:cNvPr id="1679555714" name=""/>
+                    <pic:cNvPicPr/>
+                  </pic:nvPicPr>
+                  <pic:blipFill>
+                    <a:blip r:embed="rId8"/>
+                    <a:stretch>
+                      <a:fillRect/>
+                    </a:stretch>
+                  </pic:blipFill>
+                  <pic:spPr>
+                    <a:xfrm>
+                      <a:off x="0" y="0"/>
+                      <a:ext cx="5612130" cy="396240"/>
+                    </a:xfrm>
+                    <a:prstGeom prst="rect">
+                      <a:avLst/>
+                    </a:prstGeom>
+                  </pic:spPr>
+                </pic:pic>
+              </a:graphicData>
+            </a:graphic>
+          </wp:inline>
+        </w:drawing>
+      </w:r>
+    </w:p>
+    <w:p>
+      <w:pPr>
+        <w:rPr>
+          <w:lang w:val="es-ES"/>
+        </w:rPr>
+      </w:pPr>
+      <w:r>
+        <w:rPr>
+          <w:lang w:val="es-ES"/>
+        </w:rPr>
+        <w:drawing>
+          <wp:inline distT="0" distB="0" distL="0" distR="0" wp14:anchorId="41AD3796" wp14:editId="2D3A45F7">
+            <wp:extent cx="2156647" cy="830652"/>
+            <wp:effectExtent l="0" t="0" r="0" b="7620"/>
+            <wp:docPr id="250931956" name="Imagen 1"/>
+            <wp:cNvGraphicFramePr>
+              <a:graphicFrameLocks xmlns:a="http://schemas.openxmlformats.org/drawingml/2006/main" noChangeAspect="1"/>
+            </wp:cNvGraphicFramePr>
+            <a:graphic xmlns:a="http://schemas.openxmlformats.org/drawingml/2006/main">
+              <a:graphicData uri="http://schemas.openxmlformats.org/drawingml/2006/picture">
+                <pic:pic xmlns:pic="http://schemas.openxmlformats.org/drawingml/2006/picture">
+                  <pic:nvPicPr>
+                    <pic:cNvPr id="250931956" name=""/>
+                    <pic:cNvPicPr/>
+                  </pic:nvPicPr>
+                  <pic:blipFill>
+                    <a:blip r:embed="rId9"/>
+                    <a:stretch>
+                      <a:fillRect/>
+                    </a:stretch>
+                  </pic:blipFill>
+                  <pic:spPr>
+                    <a:xfrm>
+                      <a:off x="0" y="0"/>
+                      <a:ext cx="2156647" cy="830652"/>
+                    </a:xfrm>
+                    <a:prstGeom prst="rect">
+                      <a:avLst/>
+                    </a:prstGeom>
+                  </pic:spPr>
+                </pic:pic>
+              </a:graphicData>
+            </a:graphic>
+          </wp:inline>
+        </w:drawing>
+      </w:r>
+    </w:p>
+    <w:p>
+      <w:pPr>
+        <w:rPr>
+          <w:lang w:val="es-ES"/>
+        </w:rPr>
+      </w:pPr>
+    </w:p>
+    <w:p>
+      <w:pPr>
+        <w:rPr>
+          <w:lang w:val="es-ES"/>
+        </w:rPr>
+      </w:pPr>
+    </w:p>
+    <w:p>
+      <w:pPr>
+        <w:rPr>
+          <w:lang w:val="es-ES"/>
+        </w:rPr>
+      </w:pPr>
     </w:p>
     <w:sectPr>
       <w:pgSz w:w="12240" w:h="15840"/>
